--- a/SW 활용 현황 API 가이드 문서.docx
+++ b/SW 활용 현황 API 가이드 문서.docx
@@ -120,6 +120,7 @@
     </w:p>
     <w:p>
       <w:pPr>
+        <w:pStyle w:val="Normal"/>
         <w:jc w:val="center"/>
         <w:rPr>
           <w:sz w:val="64"/>
@@ -129,15 +130,7 @@
     </w:p>
     <w:p>
       <w:pPr>
-        <w:jc w:val="center"/>
-        <w:rPr>
-          <w:sz w:val="64"/>
-          <w:szCs w:val="64"/>
-        </w:rPr>
-      </w:pPr>
-    </w:p>
-    <w:p>
-      <w:pPr>
+        <w:pStyle w:val="Normal"/>
         <w:jc w:val="center"/>
         <w:rPr>
           <w:sz w:val="64"/>
@@ -158,15 +151,16 @@
     <w:tbl>
       <w:tblPr>
         <w:tblStyle w:val="TableGrid"/>
-        <w:tblW w:w="0" w:type="auto"/>
+        <w:tblW w:w="9015" w:type="dxa"/>
         <w:jc w:val="center"/>
         <w:tblLook w:val="06A0" w:firstRow="1" w:lastRow="0" w:firstColumn="1" w:lastColumn="0" w:noHBand="1" w:noVBand="1"/>
       </w:tblPr>
       <w:tblGrid>
-        <w:gridCol w:w="2254"/>
-        <w:gridCol w:w="2254"/>
-        <w:gridCol w:w="2254"/>
-        <w:gridCol w:w="2254"/>
+        <w:gridCol w:w="1803"/>
+        <w:gridCol w:w="1803"/>
+        <w:gridCol w:w="1803"/>
+        <w:gridCol w:w="1803"/>
+        <w:gridCol w:w="1803"/>
       </w:tblGrid>
       <w:tr>
         <w:trPr>
@@ -174,7 +168,7 @@
         </w:trPr>
         <w:tc>
           <w:tcPr>
-            <w:tcW w:w="2254" w:type="dxa"/>
+            <w:tcW w:w="1803" w:type="dxa"/>
             <w:shd w:val="clear" w:color="auto" w:fill="C1E4F5" w:themeFill="accent1" w:themeFillTint="33"/>
             <w:tcMar/>
           </w:tcPr>
@@ -194,7 +188,7 @@
         </w:tc>
         <w:tc>
           <w:tcPr>
-            <w:tcW w:w="2254" w:type="dxa"/>
+            <w:tcW w:w="1803" w:type="dxa"/>
             <w:shd w:val="clear" w:color="auto" w:fill="C1E4F5" w:themeFill="accent1" w:themeFillTint="33"/>
             <w:tcMar/>
           </w:tcPr>
@@ -214,7 +208,7 @@
         </w:tc>
         <w:tc>
           <w:tcPr>
-            <w:tcW w:w="2254" w:type="dxa"/>
+            <w:tcW w:w="1803" w:type="dxa"/>
             <w:shd w:val="clear" w:color="auto" w:fill="C1E4F5" w:themeFill="accent1" w:themeFillTint="33"/>
             <w:tcMar/>
           </w:tcPr>
@@ -234,7 +228,7 @@
         </w:tc>
         <w:tc>
           <w:tcPr>
-            <w:tcW w:w="2254" w:type="dxa"/>
+            <w:tcW w:w="1803" w:type="dxa"/>
             <w:shd w:val="clear" w:color="auto" w:fill="C1E4F5" w:themeFill="accent1" w:themeFillTint="33"/>
             <w:tcMar/>
           </w:tcPr>
@@ -277,6 +271,26 @@
                 <w:szCs w:val="22"/>
               </w:rPr>
               <w:t>패킷</w:t>
+            </w:r>
+          </w:p>
+        </w:tc>
+        <w:tc>
+          <w:tcPr>
+            <w:tcW w:w="1803" w:type="dxa"/>
+            <w:shd w:val="clear" w:color="auto" w:fill="C1E4F5" w:themeFill="accent1" w:themeFillTint="33"/>
+            <w:tcMar/>
+          </w:tcPr>
+          <w:p>
+            <w:pPr>
+              <w:pStyle w:val="Normal"/>
+              <w:jc w:val="center"/>
+            </w:pPr>
+            <w:r>
+              <w:rPr>
+                <w:sz w:val="22"/>
+                <w:szCs w:val="22"/>
+              </w:rPr>
+              <w:t>작성자</w:t>
             </w:r>
           </w:p>
         </w:tc>
@@ -287,7 +301,7 @@
         </w:trPr>
         <w:tc>
           <w:tcPr>
-            <w:tcW w:w="2254" w:type="dxa"/>
+            <w:tcW w:w="1803" w:type="dxa"/>
             <w:tcMar/>
           </w:tcPr>
           <w:p>
@@ -306,7 +320,7 @@
         </w:tc>
         <w:tc>
           <w:tcPr>
-            <w:tcW w:w="2254" w:type="dxa"/>
+            <w:tcW w:w="1803" w:type="dxa"/>
             <w:tcMar/>
           </w:tcPr>
           <w:p>
@@ -336,7 +350,7 @@
         </w:tc>
         <w:tc>
           <w:tcPr>
-            <w:tcW w:w="2254" w:type="dxa"/>
+            <w:tcW w:w="1803" w:type="dxa"/>
             <w:tcMar/>
           </w:tcPr>
           <w:p>
@@ -355,7 +369,7 @@
         </w:tc>
         <w:tc>
           <w:tcPr>
-            <w:tcW w:w="2254" w:type="dxa"/>
+            <w:tcW w:w="1803" w:type="dxa"/>
             <w:tcMar/>
           </w:tcPr>
           <w:p>
@@ -369,6 +383,25 @@
                 <w:szCs w:val="22"/>
               </w:rPr>
               <w:t>HTTP / JSON</w:t>
+            </w:r>
+          </w:p>
+        </w:tc>
+        <w:tc>
+          <w:tcPr>
+            <w:tcW w:w="1803" w:type="dxa"/>
+            <w:tcMar/>
+          </w:tcPr>
+          <w:p>
+            <w:pPr>
+              <w:pStyle w:val="Normal"/>
+              <w:jc w:val="center"/>
+            </w:pPr>
+            <w:r>
+              <w:rPr>
+                <w:sz w:val="22"/>
+                <w:szCs w:val="22"/>
+              </w:rPr>
+              <w:t>최승윤</w:t>
             </w:r>
           </w:p>
         </w:tc>
@@ -379,7 +412,7 @@
         </w:trPr>
         <w:tc>
           <w:tcPr>
-            <w:tcW w:w="2254" w:type="dxa"/>
+            <w:tcW w:w="1803" w:type="dxa"/>
             <w:tcMar/>
           </w:tcPr>
           <w:p>
@@ -398,7 +431,7 @@
         </w:tc>
         <w:tc>
           <w:tcPr>
-            <w:tcW w:w="2254" w:type="dxa"/>
+            <w:tcW w:w="1803" w:type="dxa"/>
             <w:tcMar/>
           </w:tcPr>
           <w:p>
@@ -417,7 +450,7 @@
         </w:tc>
         <w:tc>
           <w:tcPr>
-            <w:tcW w:w="2254" w:type="dxa"/>
+            <w:tcW w:w="1803" w:type="dxa"/>
             <w:tcMar/>
           </w:tcPr>
           <w:p>
@@ -436,7 +469,7 @@
         </w:tc>
         <w:tc>
           <w:tcPr>
-            <w:tcW w:w="2254" w:type="dxa"/>
+            <w:tcW w:w="1803" w:type="dxa"/>
             <w:tcMar/>
           </w:tcPr>
           <w:p>
@@ -458,10 +491,185 @@
               </w:rPr>
               <w:t xml:space="preserve"> JSON</w:t>
             </w:r>
+          </w:p>
+        </w:tc>
+        <w:tc>
+          <w:tcPr>
+            <w:tcW w:w="1803" w:type="dxa"/>
+            <w:tcMar/>
+          </w:tcPr>
+          <w:p>
+            <w:pPr>
+              <w:pStyle w:val="Normal"/>
+              <w:jc w:val="center"/>
+            </w:pPr>
+            <w:r>
+              <w:rPr>
+                <w:sz w:val="22"/>
+                <w:szCs w:val="22"/>
+              </w:rPr>
+              <w:t>최승윤</w:t>
+            </w:r>
+          </w:p>
+        </w:tc>
+      </w:tr>
+      <w:tr>
+        <w:trPr>
+          <w:trHeight w:val="300"/>
+        </w:trPr>
+        <w:tc>
+          <w:tcPr>
+            <w:tcW w:w="1803" w:type="dxa"/>
+            <w:tcMar/>
+          </w:tcPr>
+          <w:p>
+            <w:pPr>
+              <w:pStyle w:val="Normal"/>
+              <w:jc w:val="center"/>
+            </w:pPr>
+            <w:r>
+              <w:rPr>
+                <w:sz w:val="22"/>
+                <w:szCs w:val="22"/>
+              </w:rPr>
+              <w:t>3.0</w:t>
+            </w:r>
+          </w:p>
+        </w:tc>
+        <w:tc>
+          <w:tcPr>
+            <w:tcW w:w="1803" w:type="dxa"/>
+            <w:tcMar/>
+          </w:tcPr>
+          <w:p>
+            <w:pPr>
+              <w:pStyle w:val="Normal"/>
+              <w:jc w:val="center"/>
+            </w:pPr>
+            <w:r>
+              <w:rPr>
+                <w:sz w:val="22"/>
+                <w:szCs w:val="22"/>
+              </w:rPr>
+              <w:t>2026-07-23</w:t>
+            </w:r>
+          </w:p>
+        </w:tc>
+        <w:tc>
+          <w:tcPr>
+            <w:tcW w:w="1803" w:type="dxa"/>
+            <w:tcMar/>
+          </w:tcPr>
+          <w:p>
+            <w:pPr>
+              <w:pStyle w:val="Normal"/>
+              <w:jc w:val="center"/>
+            </w:pPr>
+            <w:r>
+              <w:rPr>
+                <w:sz w:val="22"/>
+                <w:szCs w:val="22"/>
+              </w:rPr>
+              <w:t>휴/</w:t>
+            </w:r>
+            <w:r>
+              <w:rPr>
+                <w:sz w:val="22"/>
+                <w:szCs w:val="22"/>
+              </w:rPr>
+              <w:t>평일</w:t>
+            </w:r>
+            <w:r>
+              <w:rPr>
+                <w:sz w:val="22"/>
+                <w:szCs w:val="22"/>
+              </w:rPr>
+              <w:t xml:space="preserve"> </w:t>
+            </w:r>
+            <w:r>
+              <w:rPr>
+                <w:sz w:val="22"/>
+                <w:szCs w:val="22"/>
+              </w:rPr>
+              <w:t>조회</w:t>
+            </w:r>
+            <w:r>
+              <w:rPr>
+                <w:sz w:val="22"/>
+                <w:szCs w:val="22"/>
+              </w:rPr>
+              <w:t xml:space="preserve"> </w:t>
+            </w:r>
+            <w:r>
+              <w:rPr>
+                <w:sz w:val="22"/>
+                <w:szCs w:val="22"/>
+              </w:rPr>
+              <w:t>추가</w:t>
+            </w:r>
+          </w:p>
+        </w:tc>
+        <w:tc>
+          <w:tcPr>
+            <w:tcW w:w="1803" w:type="dxa"/>
+            <w:tcMar/>
+          </w:tcPr>
+          <w:p>
+            <w:pPr>
+              <w:pStyle w:val="Normal"/>
+              <w:jc w:val="center"/>
+            </w:pPr>
+            <w:r>
+              <w:rPr>
+                <w:sz w:val="22"/>
+                <w:szCs w:val="22"/>
+              </w:rPr>
+              <w:t>HTTP / JSON</w:t>
+            </w:r>
+          </w:p>
+        </w:tc>
+        <w:tc>
+          <w:tcPr>
+            <w:tcW w:w="1803" w:type="dxa"/>
+            <w:tcMar/>
+          </w:tcPr>
+          <w:p>
+            <w:pPr>
+              <w:pStyle w:val="Normal"/>
+              <w:jc w:val="center"/>
+            </w:pPr>
+            <w:r>
+              <w:rPr>
+                <w:sz w:val="22"/>
+                <w:szCs w:val="22"/>
+              </w:rPr>
+              <w:t>최승윤</w:t>
+            </w:r>
+          </w:p>
+          <w:p>
+            <w:pPr>
+              <w:pStyle w:val="Normal"/>
+              <w:jc w:val="center"/>
+              <w:rPr>
+                <w:sz w:val="22"/>
+                <w:szCs w:val="22"/>
+              </w:rPr>
+            </w:pPr>
           </w:p>
         </w:tc>
       </w:tr>
     </w:tbl>
+    <w:p>
+      <w:pPr>
+        <w:pStyle w:val="Normal"/>
+        <w:ind w:left="0"/>
+        <w:jc w:val="left"/>
+        <w:rPr>
+          <w:sz w:val="48"/>
+          <w:szCs w:val="48"/>
+        </w:rPr>
+      </w:pPr>
+    </w:p>
     <w:p>
       <w:pPr>
         <w:pStyle w:val="Normal"/>
@@ -4409,32 +4617,849 @@
         <w:t>로그인 수</w:t>
       </w:r>
     </w:p>
+    <w:tbl>
+      <w:tblPr>
+        <w:tblStyle w:val="TableGrid"/>
+        <w:tblW w:w="0" w:type="auto"/>
+        <w:tblLook w:val="06A0" w:firstRow="1" w:lastRow="0" w:firstColumn="1" w:lastColumn="0" w:noHBand="1" w:noVBand="1"/>
+      </w:tblPr>
+      <w:tblGrid>
+        <w:gridCol w:w="1803"/>
+        <w:gridCol w:w="1803"/>
+        <w:gridCol w:w="1803"/>
+        <w:gridCol w:w="1803"/>
+        <w:gridCol w:w="1803"/>
+      </w:tblGrid>
+      <w:tr>
+        <w:trPr>
+          <w:trHeight w:val="300"/>
+        </w:trPr>
+        <w:tc>
+          <w:tcPr>
+            <w:tcW w:w="9015" w:type="dxa"/>
+            <w:gridSpan w:val="5"/>
+            <w:shd w:val="clear" w:color="auto" w:fill="C1E4F5" w:themeFill="accent1" w:themeFillTint="33"/>
+            <w:tcMar/>
+          </w:tcPr>
+          <w:p>
+            <w:pPr>
+              <w:pStyle w:val="Normal"/>
+              <w:jc w:val="center"/>
+            </w:pPr>
+            <w:r>
+              <w:rPr>
+                <w:sz w:val="22"/>
+                <w:szCs w:val="22"/>
+              </w:rPr>
+              <w:t>요청 URL</w:t>
+            </w:r>
+          </w:p>
+        </w:tc>
+      </w:tr>
+      <w:tr>
+        <w:trPr>
+          <w:trHeight w:val="300"/>
+        </w:trPr>
+        <w:tc>
+          <w:tcPr>
+            <w:tcW w:w="9015" w:type="dxa"/>
+            <w:gridSpan w:val="5"/>
+            <w:tcMar/>
+          </w:tcPr>
+          <w:p>
+            <w:pPr>
+              <w:pStyle w:val="Normal"/>
+              <w:jc w:val="center"/>
+              <w:rPr>
+                <w:i w:val="1"/>
+                <w:iCs w:val="1"/>
+                <w:sz w:val="22"/>
+                <w:szCs w:val="22"/>
+              </w:rPr>
+            </w:pPr>
+            <w:r>
+              <w:br/>
+            </w:r>
+            <w:r>
+              <w:rPr>
+                <w:i w:val="1"/>
+                <w:iCs w:val="1"/>
+                <w:sz w:val="22"/>
+                <w:szCs w:val="22"/>
+              </w:rPr>
+              <w:t>/</w:t>
+            </w:r>
+            <w:r>
+              <w:rPr>
+                <w:i w:val="1"/>
+                <w:iCs w:val="1"/>
+                <w:sz w:val="22"/>
+                <w:szCs w:val="22"/>
+              </w:rPr>
+              <w:t>api</w:t>
+            </w:r>
+            <w:r>
+              <w:rPr>
+                <w:i w:val="1"/>
+                <w:iCs w:val="1"/>
+                <w:sz w:val="22"/>
+                <w:szCs w:val="22"/>
+              </w:rPr>
+              <w:t>/v1/</w:t>
+            </w:r>
+            <w:r>
+              <w:rPr>
+                <w:i w:val="1"/>
+                <w:iCs w:val="1"/>
+                <w:sz w:val="22"/>
+                <w:szCs w:val="22"/>
+              </w:rPr>
+              <w:t>stats</w:t>
+            </w:r>
+            <w:r>
+              <w:rPr>
+                <w:i w:val="1"/>
+                <w:iCs w:val="1"/>
+                <w:sz w:val="22"/>
+                <w:szCs w:val="22"/>
+              </w:rPr>
+              <w:t>/</w:t>
+            </w:r>
+            <w:r>
+              <w:rPr>
+                <w:i w:val="1"/>
+                <w:iCs w:val="1"/>
+                <w:sz w:val="22"/>
+                <w:szCs w:val="22"/>
+              </w:rPr>
+              <w:t>by-day-type</w:t>
+            </w:r>
+            <w:r>
+              <w:rPr>
+                <w:i w:val="1"/>
+                <w:iCs w:val="1"/>
+                <w:sz w:val="22"/>
+                <w:szCs w:val="22"/>
+              </w:rPr>
+              <w:t>/{</w:t>
+            </w:r>
+            <w:r>
+              <w:rPr>
+                <w:i w:val="1"/>
+                <w:iCs w:val="1"/>
+                <w:sz w:val="22"/>
+                <w:szCs w:val="22"/>
+              </w:rPr>
+              <w:t>year</w:t>
+            </w:r>
+            <w:r>
+              <w:rPr>
+                <w:i w:val="1"/>
+                <w:iCs w:val="1"/>
+                <w:sz w:val="22"/>
+                <w:szCs w:val="22"/>
+              </w:rPr>
+              <w:t>}/{month}</w:t>
+            </w:r>
+          </w:p>
+          <w:p>
+            <w:pPr>
+              <w:pStyle w:val="Normal"/>
+              <w:jc w:val="center"/>
+              <w:rPr>
+                <w:sz w:val="22"/>
+                <w:szCs w:val="22"/>
+              </w:rPr>
+            </w:pPr>
+          </w:p>
+        </w:tc>
+      </w:tr>
+      <w:tr>
+        <w:trPr>
+          <w:trHeight w:val="300"/>
+        </w:trPr>
+        <w:tc>
+          <w:tcPr>
+            <w:tcW w:w="1803" w:type="dxa"/>
+            <w:shd w:val="clear" w:color="auto" w:fill="C1E4F5" w:themeFill="accent1" w:themeFillTint="33"/>
+            <w:tcMar/>
+          </w:tcPr>
+          <w:p>
+            <w:pPr>
+              <w:pStyle w:val="Normal"/>
+              <w:jc w:val="center"/>
+            </w:pPr>
+            <w:r>
+              <w:rPr>
+                <w:sz w:val="22"/>
+                <w:szCs w:val="22"/>
+              </w:rPr>
+              <w:t>파라미터 명</w:t>
+            </w:r>
+          </w:p>
+        </w:tc>
+        <w:tc>
+          <w:tcPr>
+            <w:tcW w:w="1803" w:type="dxa"/>
+            <w:shd w:val="clear" w:color="auto" w:fill="C1E4F5" w:themeFill="accent1" w:themeFillTint="33"/>
+            <w:tcMar/>
+          </w:tcPr>
+          <w:p>
+            <w:pPr>
+              <w:pStyle w:val="Normal"/>
+              <w:jc w:val="center"/>
+            </w:pPr>
+            <w:r>
+              <w:rPr>
+                <w:sz w:val="22"/>
+                <w:szCs w:val="22"/>
+              </w:rPr>
+              <w:t>타입</w:t>
+            </w:r>
+          </w:p>
+        </w:tc>
+        <w:tc>
+          <w:tcPr>
+            <w:tcW w:w="1803" w:type="dxa"/>
+            <w:shd w:val="clear" w:color="auto" w:fill="C1E4F5" w:themeFill="accent1" w:themeFillTint="33"/>
+            <w:tcMar/>
+          </w:tcPr>
+          <w:p>
+            <w:pPr>
+              <w:pStyle w:val="Normal"/>
+              <w:jc w:val="center"/>
+            </w:pPr>
+            <w:r>
+              <w:rPr>
+                <w:sz w:val="22"/>
+                <w:szCs w:val="22"/>
+              </w:rPr>
+              <w:t>설명</w:t>
+            </w:r>
+          </w:p>
+        </w:tc>
+        <w:tc>
+          <w:tcPr>
+            <w:tcW w:w="1803" w:type="dxa"/>
+            <w:shd w:val="clear" w:color="auto" w:fill="C1E4F5" w:themeFill="accent1" w:themeFillTint="33"/>
+            <w:tcMar/>
+          </w:tcPr>
+          <w:p>
+            <w:pPr>
+              <w:pStyle w:val="Normal"/>
+              <w:jc w:val="center"/>
+            </w:pPr>
+            <w:r>
+              <w:rPr>
+                <w:sz w:val="22"/>
+                <w:szCs w:val="22"/>
+              </w:rPr>
+              <w:t>필수여부</w:t>
+            </w:r>
+          </w:p>
+        </w:tc>
+        <w:tc>
+          <w:tcPr>
+            <w:tcW w:w="1803" w:type="dxa"/>
+            <w:shd w:val="clear" w:color="auto" w:fill="C1E4F5" w:themeFill="accent1" w:themeFillTint="33"/>
+            <w:tcMar/>
+          </w:tcPr>
+          <w:p>
+            <w:pPr>
+              <w:pStyle w:val="Normal"/>
+              <w:jc w:val="center"/>
+            </w:pPr>
+            <w:r>
+              <w:rPr>
+                <w:sz w:val="22"/>
+                <w:szCs w:val="22"/>
+              </w:rPr>
+              <w:t>기타</w:t>
+            </w:r>
+          </w:p>
+        </w:tc>
+      </w:tr>
+      <w:tr>
+        <w:trPr>
+          <w:trHeight w:val="300"/>
+        </w:trPr>
+        <w:tc>
+          <w:tcPr>
+            <w:tcW w:w="1803" w:type="dxa"/>
+            <w:tcMar/>
+          </w:tcPr>
+          <w:p>
+            <w:pPr>
+              <w:pStyle w:val="Normal"/>
+              <w:jc w:val="center"/>
+              <w:rPr>
+                <w:sz w:val="22"/>
+                <w:szCs w:val="22"/>
+              </w:rPr>
+            </w:pPr>
+          </w:p>
+          <w:p>
+            <w:pPr>
+              <w:pStyle w:val="Normal"/>
+              <w:jc w:val="center"/>
+              <w:rPr>
+                <w:sz w:val="22"/>
+                <w:szCs w:val="22"/>
+              </w:rPr>
+            </w:pPr>
+            <w:r>
+              <w:rPr/>
+              <w:t>year</w:t>
+            </w:r>
+            <w:r>
+              <w:br/>
+            </w:r>
+          </w:p>
+        </w:tc>
+        <w:tc>
+          <w:tcPr>
+            <w:tcW w:w="1803" w:type="dxa"/>
+            <w:tcMar/>
+          </w:tcPr>
+          <w:p>
+            <w:pPr>
+              <w:pStyle w:val="Normal"/>
+              <w:jc w:val="center"/>
+              <w:rPr>
+                <w:sz w:val="22"/>
+                <w:szCs w:val="22"/>
+              </w:rPr>
+            </w:pPr>
+          </w:p>
+          <w:p>
+            <w:pPr>
+              <w:pStyle w:val="Normal"/>
+              <w:jc w:val="center"/>
+            </w:pPr>
+            <w:r>
+              <w:rPr>
+                <w:sz w:val="22"/>
+                <w:szCs w:val="22"/>
+              </w:rPr>
+              <w:t>String</w:t>
+            </w:r>
+          </w:p>
+        </w:tc>
+        <w:tc>
+          <w:tcPr>
+            <w:tcW w:w="1803" w:type="dxa"/>
+            <w:tcMar/>
+          </w:tcPr>
+          <w:p>
+            <w:pPr>
+              <w:pStyle w:val="Normal"/>
+              <w:jc w:val="center"/>
+            </w:pPr>
+            <w:r>
+              <w:rPr>
+                <w:sz w:val="22"/>
+                <w:szCs w:val="22"/>
+              </w:rPr>
+              <w:t>년도 입력</w:t>
+            </w:r>
+          </w:p>
+          <w:p>
+            <w:pPr>
+              <w:pStyle w:val="Normal"/>
+              <w:jc w:val="center"/>
+            </w:pPr>
+            <w:r>
+              <w:rPr>
+                <w:sz w:val="22"/>
+                <w:szCs w:val="22"/>
+              </w:rPr>
+              <w:t>(뒤 두</w:t>
+            </w:r>
+            <w:r>
+              <w:rPr>
+                <w:sz w:val="22"/>
+                <w:szCs w:val="22"/>
+              </w:rPr>
+              <w:t xml:space="preserve"> </w:t>
+            </w:r>
+            <w:r>
+              <w:rPr>
+                <w:sz w:val="22"/>
+                <w:szCs w:val="22"/>
+              </w:rPr>
+              <w:t>자리</w:t>
+            </w:r>
+            <w:r>
+              <w:rPr>
+                <w:sz w:val="22"/>
+                <w:szCs w:val="22"/>
+              </w:rPr>
+              <w:t>)</w:t>
+            </w:r>
+          </w:p>
+          <w:p>
+            <w:pPr>
+              <w:pStyle w:val="Normal"/>
+              <w:jc w:val="center"/>
+            </w:pPr>
+            <w:r>
+              <w:rPr>
+                <w:sz w:val="22"/>
+                <w:szCs w:val="22"/>
+              </w:rPr>
+              <w:t>ex</w:t>
+            </w:r>
+            <w:r>
+              <w:rPr>
+                <w:sz w:val="22"/>
+                <w:szCs w:val="22"/>
+              </w:rPr>
+              <w:t xml:space="preserve">. </w:t>
+            </w:r>
+            <w:r>
+              <w:rPr>
+                <w:sz w:val="22"/>
+                <w:szCs w:val="22"/>
+              </w:rPr>
+              <w:t>26(2026년)</w:t>
+            </w:r>
+          </w:p>
+        </w:tc>
+        <w:tc>
+          <w:tcPr>
+            <w:tcW w:w="1803" w:type="dxa"/>
+            <w:tcMar/>
+          </w:tcPr>
+          <w:p>
+            <w:pPr>
+              <w:pStyle w:val="Normal"/>
+              <w:jc w:val="center"/>
+            </w:pPr>
+            <w:r>
+              <w:br/>
+            </w:r>
+            <w:r>
+              <w:rPr>
+                <w:sz w:val="22"/>
+                <w:szCs w:val="22"/>
+              </w:rPr>
+              <w:t>O</w:t>
+            </w:r>
+          </w:p>
+        </w:tc>
+        <w:tc>
+          <w:tcPr>
+            <w:tcW w:w="1803" w:type="dxa"/>
+            <w:tcMar/>
+          </w:tcPr>
+          <w:p>
+            <w:pPr>
+              <w:pStyle w:val="Normal"/>
+              <w:jc w:val="center"/>
+              <w:rPr>
+                <w:sz w:val="22"/>
+                <w:szCs w:val="22"/>
+              </w:rPr>
+            </w:pPr>
+          </w:p>
+          <w:p>
+            <w:pPr>
+              <w:pStyle w:val="Normal"/>
+              <w:jc w:val="center"/>
+              <w:rPr>
+                <w:sz w:val="22"/>
+                <w:szCs w:val="22"/>
+              </w:rPr>
+            </w:pPr>
+          </w:p>
+        </w:tc>
+      </w:tr>
+      <w:tr>
+        <w:trPr>
+          <w:trHeight w:val="300"/>
+        </w:trPr>
+        <w:tc>
+          <w:tcPr>
+            <w:tcW w:w="1803" w:type="dxa"/>
+            <w:tcMar/>
+          </w:tcPr>
+          <w:p>
+            <w:pPr>
+              <w:pStyle w:val="Normal"/>
+              <w:jc w:val="center"/>
+              <w:rPr>
+                <w:sz w:val="22"/>
+                <w:szCs w:val="22"/>
+              </w:rPr>
+            </w:pPr>
+          </w:p>
+          <w:p>
+            <w:pPr>
+              <w:pStyle w:val="Normal"/>
+              <w:jc w:val="center"/>
+            </w:pPr>
+            <w:r>
+              <w:rPr>
+                <w:sz w:val="22"/>
+                <w:szCs w:val="22"/>
+              </w:rPr>
+              <w:t>month</w:t>
+            </w:r>
+          </w:p>
+          <w:p>
+            <w:pPr>
+              <w:pStyle w:val="Normal"/>
+              <w:jc w:val="center"/>
+              <w:rPr>
+                <w:sz w:val="22"/>
+                <w:szCs w:val="22"/>
+              </w:rPr>
+            </w:pPr>
+          </w:p>
+        </w:tc>
+        <w:tc>
+          <w:tcPr>
+            <w:tcW w:w="1803" w:type="dxa"/>
+            <w:tcMar/>
+          </w:tcPr>
+          <w:p>
+            <w:pPr>
+              <w:pStyle w:val="Normal"/>
+              <w:jc w:val="center"/>
+              <w:rPr>
+                <w:sz w:val="22"/>
+                <w:szCs w:val="22"/>
+              </w:rPr>
+            </w:pPr>
+          </w:p>
+          <w:p>
+            <w:pPr>
+              <w:pStyle w:val="Normal"/>
+              <w:jc w:val="center"/>
+            </w:pPr>
+            <w:r>
+              <w:rPr>
+                <w:sz w:val="22"/>
+                <w:szCs w:val="22"/>
+              </w:rPr>
+              <w:t>String</w:t>
+            </w:r>
+          </w:p>
+          <w:p>
+            <w:pPr>
+              <w:pStyle w:val="Normal"/>
+              <w:jc w:val="center"/>
+              <w:rPr>
+                <w:sz w:val="22"/>
+                <w:szCs w:val="22"/>
+              </w:rPr>
+            </w:pPr>
+          </w:p>
+        </w:tc>
+        <w:tc>
+          <w:tcPr>
+            <w:tcW w:w="1803" w:type="dxa"/>
+            <w:tcMar/>
+          </w:tcPr>
+          <w:p>
+            <w:pPr>
+              <w:pStyle w:val="Normal"/>
+              <w:jc w:val="center"/>
+            </w:pPr>
+            <w:r>
+              <w:rPr>
+                <w:sz w:val="22"/>
+                <w:szCs w:val="22"/>
+              </w:rPr>
+              <w:t>월 입력</w:t>
+            </w:r>
+          </w:p>
+          <w:p>
+            <w:pPr>
+              <w:pStyle w:val="Normal"/>
+              <w:jc w:val="center"/>
+            </w:pPr>
+            <w:r>
+              <w:rPr>
+                <w:sz w:val="22"/>
+                <w:szCs w:val="22"/>
+              </w:rPr>
+              <w:t>(두 자리)</w:t>
+            </w:r>
+          </w:p>
+          <w:p>
+            <w:pPr>
+              <w:pStyle w:val="Normal"/>
+              <w:jc w:val="center"/>
+            </w:pPr>
+            <w:r>
+              <w:rPr>
+                <w:sz w:val="22"/>
+                <w:szCs w:val="22"/>
+              </w:rPr>
+              <w:t>ex</w:t>
+            </w:r>
+            <w:r>
+              <w:rPr>
+                <w:sz w:val="22"/>
+                <w:szCs w:val="22"/>
+              </w:rPr>
+              <w:t>.</w:t>
+            </w:r>
+            <w:r>
+              <w:rPr>
+                <w:sz w:val="22"/>
+                <w:szCs w:val="22"/>
+              </w:rPr>
+              <w:t xml:space="preserve"> 0</w:t>
+            </w:r>
+            <w:r>
+              <w:rPr>
+                <w:sz w:val="22"/>
+                <w:szCs w:val="22"/>
+              </w:rPr>
+              <w:t>5</w:t>
+            </w:r>
+            <w:r>
+              <w:rPr>
+                <w:sz w:val="22"/>
+                <w:szCs w:val="22"/>
+              </w:rPr>
+              <w:t>(</w:t>
+            </w:r>
+            <w:r>
+              <w:rPr>
+                <w:sz w:val="22"/>
+                <w:szCs w:val="22"/>
+              </w:rPr>
+              <w:t>5</w:t>
+            </w:r>
+            <w:r>
+              <w:rPr>
+                <w:sz w:val="22"/>
+                <w:szCs w:val="22"/>
+              </w:rPr>
+              <w:t>월)</w:t>
+            </w:r>
+          </w:p>
+        </w:tc>
+        <w:tc>
+          <w:tcPr>
+            <w:tcW w:w="1803" w:type="dxa"/>
+            <w:tcMar/>
+          </w:tcPr>
+          <w:p>
+            <w:pPr>
+              <w:pStyle w:val="Normal"/>
+              <w:jc w:val="center"/>
+            </w:pPr>
+          </w:p>
+          <w:p>
+            <w:pPr>
+              <w:pStyle w:val="Normal"/>
+              <w:jc w:val="center"/>
+            </w:pPr>
+            <w:r>
+              <w:rPr/>
+              <w:t>O</w:t>
+            </w:r>
+          </w:p>
+        </w:tc>
+        <w:tc>
+          <w:tcPr>
+            <w:tcW w:w="1803" w:type="dxa"/>
+            <w:tcMar/>
+          </w:tcPr>
+          <w:p>
+            <w:pPr>
+              <w:pStyle w:val="Normal"/>
+              <w:jc w:val="center"/>
+              <w:rPr>
+                <w:sz w:val="22"/>
+                <w:szCs w:val="22"/>
+              </w:rPr>
+            </w:pPr>
+          </w:p>
+        </w:tc>
+      </w:tr>
+      <w:tr>
+        <w:trPr>
+          <w:trHeight w:val="300"/>
+        </w:trPr>
+        <w:tc>
+          <w:tcPr>
+            <w:tcW w:w="9015" w:type="dxa"/>
+            <w:gridSpan w:val="5"/>
+            <w:shd w:val="clear" w:color="auto" w:fill="C1E4F5" w:themeFill="accent1" w:themeFillTint="33"/>
+            <w:tcMar/>
+          </w:tcPr>
+          <w:p>
+            <w:pPr>
+              <w:pStyle w:val="Normal"/>
+              <w:jc w:val="center"/>
+            </w:pPr>
+            <w:r>
+              <w:rPr>
+                <w:sz w:val="22"/>
+                <w:szCs w:val="22"/>
+              </w:rPr>
+              <w:t>전달 포맷</w:t>
+            </w:r>
+          </w:p>
+        </w:tc>
+      </w:tr>
+      <w:tr>
+        <w:trPr>
+          <w:trHeight w:val="300"/>
+        </w:trPr>
+        <w:tc>
+          <w:tcPr>
+            <w:tcW w:w="9015" w:type="dxa"/>
+            <w:gridSpan w:val="5"/>
+            <w:tcMar/>
+          </w:tcPr>
+          <w:p>
+            <w:pPr>
+              <w:pStyle w:val="Normal"/>
+              <w:jc w:val="left"/>
+            </w:pPr>
+            <w:r>
+              <w:rPr>
+                <w:sz w:val="22"/>
+                <w:szCs w:val="22"/>
+              </w:rPr>
+              <w:t>[</w:t>
+            </w:r>
+          </w:p>
+          <w:p>
+            <w:pPr>
+              <w:pStyle w:val="Normal"/>
+              <w:jc w:val="left"/>
+            </w:pPr>
+            <w:r>
+              <w:rPr>
+                <w:sz w:val="22"/>
+                <w:szCs w:val="22"/>
+              </w:rPr>
+              <w:t xml:space="preserve">  {</w:t>
+            </w:r>
+          </w:p>
+          <w:p>
+            <w:pPr>
+              <w:pStyle w:val="Normal"/>
+              <w:jc w:val="left"/>
+            </w:pPr>
+            <w:r>
+              <w:rPr>
+                <w:sz w:val="22"/>
+                <w:szCs w:val="22"/>
+              </w:rPr>
+              <w:t xml:space="preserve">    "dayType": "WEEKDAY",</w:t>
+            </w:r>
+          </w:p>
+          <w:p>
+            <w:pPr>
+              <w:pStyle w:val="Normal"/>
+              <w:jc w:val="left"/>
+            </w:pPr>
+            <w:r>
+              <w:rPr>
+                <w:sz w:val="22"/>
+                <w:szCs w:val="22"/>
+              </w:rPr>
+              <w:t xml:space="preserve">    "totCnt": 3</w:t>
+            </w:r>
+          </w:p>
+          <w:p>
+            <w:pPr>
+              <w:pStyle w:val="Normal"/>
+              <w:jc w:val="left"/>
+            </w:pPr>
+            <w:r>
+              <w:rPr>
+                <w:sz w:val="22"/>
+                <w:szCs w:val="22"/>
+              </w:rPr>
+              <w:t xml:space="preserve">  },</w:t>
+            </w:r>
+          </w:p>
+          <w:p>
+            <w:pPr>
+              <w:pStyle w:val="Normal"/>
+              <w:jc w:val="left"/>
+            </w:pPr>
+            <w:r>
+              <w:rPr>
+                <w:sz w:val="22"/>
+                <w:szCs w:val="22"/>
+              </w:rPr>
+              <w:t xml:space="preserve">  {</w:t>
+            </w:r>
+          </w:p>
+          <w:p>
+            <w:pPr>
+              <w:pStyle w:val="Normal"/>
+              <w:jc w:val="left"/>
+            </w:pPr>
+            <w:r>
+              <w:rPr>
+                <w:sz w:val="22"/>
+                <w:szCs w:val="22"/>
+              </w:rPr>
+              <w:t xml:space="preserve">    "dayType": "HOLIDAY",</w:t>
+            </w:r>
+          </w:p>
+          <w:p>
+            <w:pPr>
+              <w:pStyle w:val="Normal"/>
+              <w:jc w:val="left"/>
+            </w:pPr>
+            <w:r>
+              <w:rPr>
+                <w:sz w:val="22"/>
+                <w:szCs w:val="22"/>
+              </w:rPr>
+              <w:t xml:space="preserve">    "totCnt": 3</w:t>
+            </w:r>
+          </w:p>
+          <w:p>
+            <w:pPr>
+              <w:pStyle w:val="Normal"/>
+              <w:jc w:val="left"/>
+            </w:pPr>
+            <w:r>
+              <w:rPr>
+                <w:sz w:val="22"/>
+                <w:szCs w:val="22"/>
+              </w:rPr>
+              <w:t xml:space="preserve">  }</w:t>
+            </w:r>
+          </w:p>
+          <w:p>
+            <w:pPr>
+              <w:pStyle w:val="Normal"/>
+              <w:jc w:val="left"/>
+            </w:pPr>
+            <w:r>
+              <w:rPr>
+                <w:sz w:val="22"/>
+                <w:szCs w:val="22"/>
+              </w:rPr>
+              <w:t>]</w:t>
+            </w:r>
+          </w:p>
+        </w:tc>
+      </w:tr>
+    </w:tbl>
     <w:p>
       <w:pPr>
         <w:pStyle w:val="Normal"/>
         <w:ind w:left="0"/>
         <w:jc w:val="left"/>
-      </w:pPr>
-      <w:r>
         <w:rPr>
           <w:sz w:val="48"/>
           <w:szCs w:val="48"/>
         </w:rPr>
-        <w:t xml:space="preserve">5) </w:t>
-      </w:r>
-      <w:r>
-        <w:rPr>
-          <w:sz w:val="48"/>
-          <w:szCs w:val="48"/>
-        </w:rPr>
-        <w:t>부서별 월별 로그인 수</w:t>
-      </w:r>
-    </w:p>
-    <w:p>
-      <w:pPr>
-        <w:pStyle w:val="Normal"/>
-        <w:ind w:left="0"/>
-        <w:jc w:val="left"/>
       </w:pPr>
     </w:p>
     <w:sectPr>
